--- a/internship-tracking/deployment_status_update.docx
+++ b/internship-tracking/deployment_status_update.docx
@@ -267,7 +267,7 @@
         </w:rPr>
       </w:pPr>
       <w:r>
-        <w:t>Two production bugs found and fixed during this validation: a document-visibility access-control bug and a background-task database-session bug affecting the keyword-search index</w:t>
+        <w:t>Four bugs found and fixed during validation: a document-visibility access-control bug, a background-task database-session bug affecting the keyword-search index, a missing Open WebUI Pipe Function on the new server (which would have bypassed access control and retrieval entirely), and an answer-parsing bug that rendered browser answers as sources with no answer text</w:t>
       </w:r>
     </w:p>
     <w:p>
@@ -288,6 +288,46 @@
       </w:pPr>
       <w:r>
         <w:t>Stakeholder demo script prepared and updated to cover the now-live LLM chat flow, not just infrastructure</w:t>
+      </w:r>
+    </w:p>
+    <w:p>
+      <w:pPr>
+        <w:pStyle w:val="ListParagraph"/>
+        <w:numPr>
+          <w:ilvl w:val="0"/>
+          <w:numId w:val="2"/>
+        </w:numPr>
+        <w:spacing w:after="160" w:line="256" w:lineRule="auto"/>
+        <w:contextualSpacing/>
+        <w:rPr>
+          <w:sz w:val="24"/>
+          <w:szCs w:val="24"/>
+          <w:u w:val="single"/>
+          <w:lang w:val="en-US"/>
+        </w:rPr>
+      </w:pPr>
+      <w:r>
+        <w:t>Open WebUI browser chat validated end-to-end on the production server: “Sparkline RAG” selectable as its own model, routing every message through access control, hybrid retrieval, and reranking, and returning cited answers</w:t>
+      </w:r>
+    </w:p>
+    <w:p>
+      <w:pPr>
+        <w:pStyle w:val="ListParagraph"/>
+        <w:numPr>
+          <w:ilvl w:val="0"/>
+          <w:numId w:val="2"/>
+        </w:numPr>
+        <w:spacing w:after="160" w:line="256" w:lineRule="auto"/>
+        <w:contextualSpacing/>
+        <w:rPr>
+          <w:sz w:val="24"/>
+          <w:szCs w:val="24"/>
+          <w:u w:val="single"/>
+          <w:lang w:val="en-US"/>
+        </w:rPr>
+      </w:pPr>
+      <w:r>
+        <w:t>Citation display refined to list one source per document rather than one per retrieved chunk, with the full per-chunk trail retained in the API response and audit log for compliance</w:t>
       </w:r>
     </w:p>
     <w:p>
@@ -422,26 +462,6 @@
       </w:pPr>
       <w:r>
         <w:t>Root-causing the GPT-OSS 20B empty-response issue, or evaluating a replacement larger model, as a potential upgrade over the current qwen2.5-coder:14b</w:t>
-      </w:r>
-    </w:p>
-    <w:p>
-      <w:pPr>
-        <w:pStyle w:val="ListParagraph"/>
-        <w:numPr>
-          <w:ilvl w:val="0"/>
-          <w:numId w:val="2"/>
-        </w:numPr>
-        <w:spacing w:after="160" w:line="256" w:lineRule="auto"/>
-        <w:contextualSpacing/>
-        <w:rPr>
-          <w:sz w:val="24"/>
-          <w:szCs w:val="24"/>
-          <w:u w:val="single"/>
-          <w:lang w:val="en-US"/>
-        </w:rPr>
-      </w:pPr>
-      <w:r>
-        <w:t>Open WebUI browser-level walkthrough by a live user — the API-level flow is validated; clicking through the actual browser UI is the one remaining validation step</w:t>
       </w:r>
     </w:p>
     <w:p>

--- a/internship-tracking/deployment_status_update.docx
+++ b/internship-tracking/deployment_status_update.docx
@@ -53,7 +53,7 @@
         </w:rPr>
       </w:pPr>
       <w:r>
-        <w:t>Last updated: 2026-08-14</w:t>
+        <w:t>Last updated: 2026-08-18</w:t>
       </w:r>
     </w:p>
     <w:p>
@@ -732,6 +732,126 @@
     </w:p>
     <w:p>
       <w:pPr>
+        <w:pStyle w:val="ListParagraph"/>
+        <w:numPr>
+          <w:ilvl w:val="0"/>
+          <w:numId w:val="2"/>
+        </w:numPr>
+        <w:spacing w:after="160" w:line="256" w:lineRule="auto"/>
+        <w:contextualSpacing/>
+        <w:rPr>
+          <w:sz w:val="24"/>
+          <w:szCs w:val="24"/>
+          <w:u w:val="single"/>
+          <w:lang w:val="en-US"/>
+        </w:rPr>
+      </w:pPr>
+      <w:r>
+        <w:t>The serving model has moved off the code-specialised variant to qwen2.5:14b, the general instruction-tuned model of the same size. The assistant answers policy and procedure questions rather than code, and the size is identical, so the change costs no memory. Verified after the switch: 75 unit tests, 21 live checks, and document questions returning correct answers with citations.</w:t>
+      </w:r>
+    </w:p>
+    <w:p>
+      <w:pPr>
+        <w:pStyle w:val="ListParagraph"/>
+        <w:numPr>
+          <w:ilvl w:val="0"/>
+          <w:numId w:val="2"/>
+        </w:numPr>
+        <w:spacing w:after="160" w:line="256" w:lineRule="auto"/>
+        <w:contextualSpacing/>
+        <w:rPr>
+          <w:sz w:val="24"/>
+          <w:szCs w:val="24"/>
+          <w:u w:val="single"/>
+          <w:lang w:val="en-US"/>
+        </w:rPr>
+      </w:pPr>
+      <w:r>
+        <w:t>GPT-OSS 20B has been deleted, recovering 15 GB. It was rejected on 2026-08-07 for returning empty responses and is not to be re-evaluated; several files still pointed at it and have been repointed.</w:t>
+      </w:r>
+    </w:p>
+    <w:p>
+      <w:pPr>
+        <w:pStyle w:val="ListParagraph"/>
+        <w:numPr>
+          <w:ilvl w:val="0"/>
+          <w:numId w:val="2"/>
+        </w:numPr>
+        <w:spacing w:after="160" w:line="256" w:lineRule="auto"/>
+        <w:contextualSpacing/>
+        <w:rPr>
+          <w:sz w:val="24"/>
+          <w:szCs w:val="24"/>
+          <w:u w:val="single"/>
+          <w:lang w:val="en-US"/>
+        </w:rPr>
+      </w:pPr>
+      <w:r>
+        <w:t>GPU memory contention has been mitigated by capping the host model server to one resident model. The code-tuned model must stay installed because the shared company Dify instance — used by several colleagues including the technical head — is registered against it, so deletion was not available; the cap converts a standing 9 GB claim into memory held only while that model is serving.</w:t>
+      </w:r>
+    </w:p>
+    <w:p>
+      <w:pPr>
+        <w:pStyle w:val="ListParagraph"/>
+        <w:numPr>
+          <w:ilvl w:val="0"/>
+          <w:numId w:val="2"/>
+        </w:numPr>
+        <w:spacing w:after="160" w:line="256" w:lineRule="auto"/>
+        <w:contextualSpacing/>
+        <w:rPr>
+          <w:sz w:val="24"/>
+          <w:szCs w:val="24"/>
+          <w:u w:val="single"/>
+          <w:lang w:val="en-US"/>
+        </w:rPr>
+      </w:pPr>
+      <w:r>
+        <w:t>Development has moved off remote desktop onto an SSH tunnel. The laptop is now an editor and all computation stays on the server, which removes a full graphical session from a 7.9 GB machine shared by three teams. Each of the five forwarded services was verified with a real query rather than by the port appearing open.</w:t>
+      </w:r>
+    </w:p>
+    <w:p>
+      <w:pPr>
+        <w:pStyle w:val="ListParagraph"/>
+        <w:numPr>
+          <w:ilvl w:val="0"/>
+          <w:numId w:val="2"/>
+        </w:numPr>
+        <w:spacing w:after="160" w:line="256" w:lineRule="auto"/>
+        <w:contextualSpacing/>
+        <w:rPr>
+          <w:sz w:val="24"/>
+          <w:szCs w:val="24"/>
+          <w:u w:val="single"/>
+          <w:lang w:val="en-US"/>
+        </w:rPr>
+      </w:pPr>
+      <w:r>
+        <w:t>The operational knowledge the code does not reveal is now written down (CLAUDE.md, REMOTE_DEV.md): that the model runs on a host service shared with another team, that the live pipeline is stored in Open WebUI's database rather than in the repository, that adding a user takes three steps across two databases, and that editing .env requires the container to be recreated rather than restarted.</w:t>
+      </w:r>
+    </w:p>
+    <w:p>
+      <w:pPr>
+        <w:pStyle w:val="ListParagraph"/>
+        <w:numPr>
+          <w:ilvl w:val="0"/>
+          <w:numId w:val="2"/>
+        </w:numPr>
+        <w:spacing w:after="160" w:line="256" w:lineRule="auto"/>
+        <w:contextualSpacing/>
+        <w:rPr>
+          <w:sz w:val="24"/>
+          <w:szCs w:val="24"/>
+          <w:u w:val="single"/>
+          <w:lang w:val="en-US"/>
+        </w:rPr>
+      </w:pPr>
+      <w:r>
+        <w:t>The administrator password is no longer in the source. It was a literal default in the ingestion CLI and therefore in the public repository, two documents and the smoke test; the account has been rotated and the tool now prompts instead of shipping a fallback. The service token was rotated at the same time across all three places that must agree — .env, the stored pipe valve and the running container — and verified end to end.</w:t>
+      </w:r>
+    </w:p>
+    <w:p>
+      <w:pPr>
         <w:pStyle w:val="Heading1"/>
         <w:spacing w:before="340" w:after="140"/>
         <w:rPr>
@@ -861,26 +981,6 @@
         </w:rPr>
       </w:pPr>
       <w:r>
-        <w:t>Root-causing the GPT-OSS 20B empty-response issue, or evaluating a replacement larger model, as a potential upgrade over the current qwen2.5-coder:14b</w:t>
-      </w:r>
-    </w:p>
-    <w:p>
-      <w:pPr>
-        <w:pStyle w:val="ListParagraph"/>
-        <w:numPr>
-          <w:ilvl w:val="0"/>
-          <w:numId w:val="2"/>
-        </w:numPr>
-        <w:spacing w:after="160" w:line="256" w:lineRule="auto"/>
-        <w:contextualSpacing/>
-        <w:rPr>
-          <w:sz w:val="24"/>
-          <w:szCs w:val="24"/>
-          <w:u w:val="single"/>
-          <w:lang w:val="en-US"/>
-        </w:rPr>
-      </w:pPr>
-      <w:r>
         <w:t>Per-user permissions on the ERP side before any of that data is exposed: the integration reaches its database over a single shared connection, so wiring it in as-is would answer every question with the same rights regardless of who asked, leaving the document-level access control intact but meaningless</w:t>
       </w:r>
     </w:p>
@@ -921,26 +1021,6 @@
         </w:rPr>
       </w:pPr>
       <w:r>
-        <w:t>Switching the serving model off the code-specialised variant: qwen2.5-coder:14b is tuned for programming and is being used as a general assistant, which is the root cause of both the non-functional tool-calling and the weak general knowledge. A general instruct model of the same size is a configuration-only change and does not affect routing, since relevance scores come from a separate cross-encoder on the processor</w:t>
-      </w:r>
-    </w:p>
-    <w:p>
-      <w:pPr>
-        <w:pStyle w:val="ListParagraph"/>
-        <w:numPr>
-          <w:ilvl w:val="0"/>
-          <w:numId w:val="2"/>
-        </w:numPr>
-        <w:spacing w:after="160" w:line="256" w:lineRule="auto"/>
-        <w:contextualSpacing/>
-        <w:rPr>
-          <w:sz w:val="24"/>
-          <w:szCs w:val="24"/>
-          <w:u w:val="single"/>
-          <w:lang w:val="en-US"/>
-        </w:rPr>
-      </w:pPr>
-      <w:r>
         <w:t>Per-chat file upload with session-scoped retrieval. Blocked by access control rather than by parsing: pilot users resolve to full access, so the retrieval filter is active-version-only and a session document would be visible to every user. Needs session scoping in the search filter, a time-to-live for temporary chunks, and the chat integration to forward attachments it currently ignores</w:t>
       </w:r>
     </w:p>
@@ -962,6 +1042,46 @@
       </w:pPr>
       <w:r>
         <w:t>Moving document upload into Open WebUI, so adding and withdrawing a document happens in the same interface as the chat rather than through the API documentation page. Planned for the week of 2026-08-17</w:t>
+      </w:r>
+    </w:p>
+    <w:p>
+      <w:pPr>
+        <w:pStyle w:val="ListParagraph"/>
+        <w:numPr>
+          <w:ilvl w:val="0"/>
+          <w:numId w:val="2"/>
+        </w:numPr>
+        <w:spacing w:after="160" w:line="256" w:lineRule="auto"/>
+        <w:contextualSpacing/>
+        <w:rPr>
+          <w:sz w:val="24"/>
+          <w:szCs w:val="24"/>
+          <w:u w:val="single"/>
+          <w:lang w:val="en-US"/>
+        </w:rPr>
+      </w:pPr>
+      <w:r>
+        <w:t>Closing the network exposure. Docker publishes container ports past the host firewall, so Postgres, Redis, Qdrant, MinIO, the API and the frontend are all reachable from the office LAN; Qdrant answers unauthenticated callers because no API key is configured. Confirmed from a second machine on 2026-08-18. Needs a DOCKER-USER rule and QDRANT_API_KEY set.</w:t>
+      </w:r>
+    </w:p>
+    <w:p>
+      <w:pPr>
+        <w:pStyle w:val="ListParagraph"/>
+        <w:numPr>
+          <w:ilvl w:val="0"/>
+          <w:numId w:val="2"/>
+        </w:numPr>
+        <w:spacing w:after="160" w:line="256" w:lineRule="auto"/>
+        <w:contextualSpacing/>
+        <w:rPr>
+          <w:sz w:val="24"/>
+          <w:szCs w:val="24"/>
+          <w:u w:val="single"/>
+          <w:lang w:val="en-US"/>
+        </w:rPr>
+      </w:pPr>
+      <w:r>
+        <w:t>Resolving the routing band. ROUTER_RAG_SCORE_HIGH and _LOW are both set to -6.0, which makes the blended band unreachable, so no answer marks which parts came from general knowledge. To be settled during the recalibration that follows ingesting the testers' documents, not by guessing.</w:t>
       </w:r>
     </w:p>
     <w:p>
@@ -995,7 +1115,7 @@
         </w:rPr>
       </w:pPr>
       <w:r>
-        <w:t>None critical as of 2026-08-14 — the GPU server blocker is resolved (RTX 5060 Ti provisioned and in active use). Tool-calling (charts/exports) is non-functional with the current model, which limits that feature set but does not block the chat or RAG paths</w:t>
+        <w:t>None critical as of 2026-08-18 — the GPU server blocker is resolved (RTX 5060 Ti provisioned and in active use) and the shared-GPU memory contention is mitigated by the resident-model cap. Tool-calling for charts and exports remains non-functional against the current model and is tracked under Pending.</w:t>
       </w:r>
     </w:p>
     <w:p>

--- a/internship-tracking/deployment_status_update.docx
+++ b/internship-tracking/deployment_status_update.docx
@@ -53,7 +53,7 @@
         </w:rPr>
       </w:pPr>
       <w:r>
-        <w:t>Last updated: 2026-08-18</w:t>
+        <w:t>Last updated: 2026-08-19</w:t>
       </w:r>
     </w:p>
     <w:p>
@@ -707,7 +707,7 @@
         </w:rPr>
       </w:pPr>
       <w:r>
-        <w:t>Per-chat file attachment has been switched off in the chat interface for the pilot. The control was visible but attachments never reached the assistant, so a tester would have attached a file, asked about it, received nothing and concluded the system was broken</w:t>
+        <w:t>Per-chat file attachment is live in the chat interface. It was switched off for the pilot while attachments never reached the assistant; it was turned back on once isolation and the injection defences were both demonstrated</w:t>
       </w:r>
     </w:p>
     <w:p>
@@ -848,6 +848,78 @@
       </w:pPr>
       <w:r>
         <w:t>The administrator password is no longer in the source. It was a literal default in the ingestion CLI and therefore in the public repository, two documents and the smoke test; the account has been rotated and the tool now prompts instead of shipping a fallback. The service token was rotated at the same time across all three places that must agree — .env, the stored pipe valve and the running container — and verified end to end.</w:t>
+      </w:r>
+    </w:p>
+    <w:p>
+      <w:pPr>
+        <w:pStyle w:val="ListParagraph"/>
+      </w:pPr>
+      <w:r>
+        <w:t>Per-chat file attachment is delivered end to end: a person attaches a file to a conversation, asks questions about it, lists what they have attached and removes it, while an administrator can review and withdraw anything held. Isolation was demonstrated with the live model rather than argued — a second account supplying the correct conversation identifier retrieves nothing, and the same person asking in a different conversation retrieves nothing either</w:t>
+      </w:r>
+    </w:p>
+    <w:p>
+      <w:pPr>
+        <w:pStyle w:val="ListParagraph"/>
+      </w:pPr>
+      <w:r>
+        <w:t>Attached files are kept in a separate store from the main document set, so exposure is prevented by the structure rather than by every filter being written correctly. This mattered because every account on the system currently resolves to unrestricted access</w:t>
+      </w:r>
+    </w:p>
+    <w:p>
+      <w:pPr>
+        <w:pStyle w:val="ListParagraph"/>
+      </w:pPr>
+      <w:r>
+        <w:t>Attachments do not expire. Reclamation instead compares the conversations that still exist against the files being held and removes only the difference, and refuses to act at all if that comparison looks unreliable — the failure mode of such a sweep is deleting everything rather than deleting too little</w:t>
+      </w:r>
+    </w:p>
+    <w:p>
+      <w:pPr>
+        <w:pStyle w:val="ListParagraph"/>
+      </w:pPr>
+      <w:r>
+        <w:t>File export now reaches the person who asked for it. The generated Word or Excel file is stored, and the reply carries a download link that works from a browser. Previously the file was built, returned internally and discarded while the assistant reported success, so a tester was told their document was ready and given nothing</w:t>
+      </w:r>
+    </w:p>
+    <w:p>
+      <w:pPr>
+        <w:pStyle w:val="ListParagraph"/>
+      </w:pPr>
+      <w:r>
+        <w:t>A download link grants one file to one person rather than access to an account, and a failed export is stated in the reply instead of passing silently</w:t>
+      </w:r>
+    </w:p>
+    <w:p>
+      <w:pPr>
+        <w:pStyle w:val="ListParagraph"/>
+      </w:pPr>
+      <w:r>
+        <w:t>Prompt-injection and adversarial testing has been carried out against the live pipeline, and the faults it found have been fixed. The suite now reports 18 checks passing and none failing, from 11 passing and 4 failing before the fix</w:t>
+      </w:r>
+    </w:p>
+    <w:p>
+      <w:pPr>
+        <w:pStyle w:val="ListParagraph"/>
+      </w:pPr>
+      <w:r>
+        <w:t>The assistant no longer follows instructions hidden inside a document's contents, and no longer recites its own operating instructions on request. Retrieved passages are marked as data with visible boundaries, both sets of instructions state an explicit order of precedence, and a final check catches any disclosure</w:t>
+      </w:r>
+    </w:p>
+    <w:p>
+      <w:pPr>
+        <w:pStyle w:val="ListParagraph"/>
+      </w:pPr>
+      <w:r>
+        <w:t>Access control was verified to hold throughout that testing: another account given the correct conversation identifier could not extract an attachment, because isolation is enforced when documents are fetched rather than by the model's good behaviour</w:t>
+      </w:r>
+    </w:p>
+    <w:p>
+      <w:pPr>
+        <w:pStyle w:val="ListParagraph"/>
+      </w:pPr>
+      <w:r>
+        <w:t>Automated coverage now stands at 226 unit tests and two live suites — a 22-check regression suite and a 20-check adversarial suite — up from 75 unit tests</w:t>
       </w:r>
     </w:p>
     <w:p>
@@ -941,46 +1013,6 @@
         </w:rPr>
       </w:pPr>
       <w:r>
-        <w:t>Prompt-injection / adversarial security testing against the now-live pipeline (test cases were written earlier but couldn't be executed without a live LLM)</w:t>
-      </w:r>
-    </w:p>
-    <w:p>
-      <w:pPr>
-        <w:pStyle w:val="ListParagraph"/>
-        <w:numPr>
-          <w:ilvl w:val="0"/>
-          <w:numId w:val="2"/>
-        </w:numPr>
-        <w:spacing w:after="160" w:line="256" w:lineRule="auto"/>
-        <w:contextualSpacing/>
-        <w:rPr>
-          <w:sz w:val="24"/>
-          <w:szCs w:val="24"/>
-          <w:u w:val="single"/>
-          <w:lang w:val="en-US"/>
-        </w:rPr>
-      </w:pPr>
-      <w:r>
-        <w:t>Full agent/tool-calling suite (chart generation, Word/Excel export, Python sandbox) is built but not functional with the current model: qwen2.5-coder:14b returns the tool call as message text instead of a structured tool call, so the executor never fires. Confirmed pre-existing and unrelated to the routing work; needs either a model with reliable tool-calling support or a text-based tool-call parser</w:t>
-      </w:r>
-    </w:p>
-    <w:p>
-      <w:pPr>
-        <w:pStyle w:val="ListParagraph"/>
-        <w:numPr>
-          <w:ilvl w:val="0"/>
-          <w:numId w:val="2"/>
-        </w:numPr>
-        <w:spacing w:after="160" w:line="256" w:lineRule="auto"/>
-        <w:contextualSpacing/>
-        <w:rPr>
-          <w:sz w:val="24"/>
-          <w:szCs w:val="24"/>
-          <w:u w:val="single"/>
-          <w:lang w:val="en-US"/>
-        </w:rPr>
-      </w:pPr>
-      <w:r>
         <w:t>Per-user permissions on the ERP side before any of that data is exposed: the integration reaches its database over a single shared connection, so wiring it in as-is would answer every question with the same rights regardless of who asked, leaving the document-level access control intact but meaningless</w:t>
       </w:r>
     </w:p>
@@ -1021,46 +1053,6 @@
         </w:rPr>
       </w:pPr>
       <w:r>
-        <w:t>Per-chat file upload with session-scoped retrieval. Blocked by access control rather than by parsing: pilot users resolve to full access, so the retrieval filter is active-version-only and a session document would be visible to every user. Needs session scoping in the search filter, a time-to-live for temporary chunks, and the chat integration to forward attachments it currently ignores</w:t>
-      </w:r>
-    </w:p>
-    <w:p>
-      <w:pPr>
-        <w:pStyle w:val="ListParagraph"/>
-        <w:numPr>
-          <w:ilvl w:val="0"/>
-          <w:numId w:val="2"/>
-        </w:numPr>
-        <w:spacing w:after="160" w:line="256" w:lineRule="auto"/>
-        <w:contextualSpacing/>
-        <w:rPr>
-          <w:sz w:val="24"/>
-          <w:szCs w:val="24"/>
-          <w:u w:val="single"/>
-          <w:lang w:val="en-US"/>
-        </w:rPr>
-      </w:pPr>
-      <w:r>
-        <w:t>Moving document upload into Open WebUI, so adding and withdrawing a document happens in the same interface as the chat rather than through the API documentation page. Planned for the week of 2026-08-17</w:t>
-      </w:r>
-    </w:p>
-    <w:p>
-      <w:pPr>
-        <w:pStyle w:val="ListParagraph"/>
-        <w:numPr>
-          <w:ilvl w:val="0"/>
-          <w:numId w:val="2"/>
-        </w:numPr>
-        <w:spacing w:after="160" w:line="256" w:lineRule="auto"/>
-        <w:contextualSpacing/>
-        <w:rPr>
-          <w:sz w:val="24"/>
-          <w:szCs w:val="24"/>
-          <w:u w:val="single"/>
-          <w:lang w:val="en-US"/>
-        </w:rPr>
-      </w:pPr>
-      <w:r>
         <w:t>Closing the network exposure. Docker publishes container ports past the host firewall, so Postgres, Redis, Qdrant, MinIO, the API and the frontend are all reachable from the office LAN; Qdrant answers unauthenticated callers because no API key is configured. Confirmed from a second machine on 2026-08-18. Needs a DOCKER-USER rule and QDRANT_API_KEY set.</w:t>
       </w:r>
     </w:p>
@@ -1082,6 +1074,22 @@
       </w:pPr>
       <w:r>
         <w:t>Resolving the routing band. ROUTER_RAG_SCORE_HIGH and _LOW are both set to -6.0, which makes the blended band unreachable, so no answer marks which parts came from general knowledge. To be settled during the recalibration that follows ingesting the testers' documents, not by guessing.</w:t>
+      </w:r>
+    </w:p>
+    <w:p>
+      <w:pPr>
+        <w:pStyle w:val="ListParagraph"/>
+      </w:pPr>
+      <w:r>
+        <w:t>Chart generation remains unverified. The export half of the tool suite is now working end to end, but the chart path and its sandboxed execution have not been exercised, and the same delivery step would need to be extended to cover images</w:t>
+      </w:r>
+    </w:p>
+    <w:p>
+      <w:pPr>
+        <w:pStyle w:val="ListParagraph"/>
+      </w:pPr>
+      <w:r>
+        <w:t>A dedicated administrator interface for uploading and withdrawing documents and viewing the audit log. This replaces the earlier plan of moving upload into the chat interface, which is no longer the intended destination</w:t>
       </w:r>
     </w:p>
     <w:p>

--- a/internship-tracking/deployment_status_update.docx
+++ b/internship-tracking/deployment_status_update.docx
@@ -53,7 +53,7 @@
         </w:rPr>
       </w:pPr>
       <w:r>
-        <w:t>Last updated: 2026-08-19</w:t>
+        <w:t>Last updated: 2026-08-20</w:t>
       </w:r>
     </w:p>
     <w:p>
@@ -919,7 +919,207 @@
         <w:pStyle w:val="ListParagraph"/>
       </w:pPr>
       <w:r>
-        <w:t>Automated coverage now stands at 226 unit tests and two live suites — a 22-check regression suite and a 20-check adversarial suite — up from 75 unit tests</w:t>
+        <w:t>Automated coverage now stands at 230 unit tests, plus two live suites run against the assembled system: the routing regression suite (21 passed, 1 failed, 5 flagged for a human read — the single failure being the routing band above, which now fails deliberately instead of passing silently) and the adversarial suite (16 passed, 0 failed, 3 flagged for a human read). The four new unit tests are structural: they assert that every method IngestionPipeline calls on itself actually exists, which is the fault class that had silently broken every upload.</w:t>
+      </w:r>
+    </w:p>
+    <w:p>
+      <w:pPr>
+        <w:pStyle w:val="ListParagraph"/>
+        <w:numPr>
+          <w:ilvl w:val="0"/>
+          <w:numId w:val="2"/>
+        </w:numPr>
+        <w:spacing w:after="160" w:line="256" w:lineRule="auto"/>
+        <w:contextualSpacing/>
+        <w:rPr>
+          <w:sz w:val="24"/>
+          <w:szCs w:val="24"/>
+          <w:u w:val="single"/>
+          <w:lang w:val="en-US"/>
+        </w:rPr>
+      </w:pPr>
+      <w:r>
+        <w:t>The network exposure recorded as pending is closed. It was demonstrated first rather than assumed: from a laptop on the ordinary office network, with no credentials, the text of an ingested document was read directly out of the vector store. Every datastore now binds to the host's loopback interface only — Postgres, Redis, Qdrant and MinIO are refused from the LAN, while the API (18000) and Open WebUI (13000) still answer, since those are the product. Loopback rather than removing the ports, so the SSH tunnel used for administration and integration tests still works. Re-tested from the laptop after the change.</w:t>
+      </w:r>
+    </w:p>
+    <w:p>
+      <w:pPr>
+        <w:pStyle w:val="ListParagraph"/>
+        <w:numPr>
+          <w:ilvl w:val="0"/>
+          <w:numId w:val="2"/>
+        </w:numPr>
+        <w:spacing w:after="160" w:line="256" w:lineRule="auto"/>
+        <w:contextualSpacing/>
+        <w:rPr>
+          <w:sz w:val="24"/>
+          <w:szCs w:val="24"/>
+          <w:u w:val="single"/>
+          <w:lang w:val="en-US"/>
+        </w:rPr>
+      </w:pPr>
+      <w:r>
+        <w:t>Qdrant now requires an API key and returns 401 without one. Qdrant ships with no authentication at all unless this is set, which is opt-in rather than a misconfiguration.</w:t>
+      </w:r>
+    </w:p>
+    <w:p>
+      <w:pPr>
+        <w:pStyle w:val="ListParagraph"/>
+        <w:numPr>
+          <w:ilvl w:val="0"/>
+          <w:numId w:val="2"/>
+        </w:numPr>
+        <w:spacing w:after="160" w:line="256" w:lineRule="auto"/>
+        <w:contextualSpacing/>
+        <w:rPr>
+          <w:sz w:val="24"/>
+          <w:szCs w:val="24"/>
+          <w:u w:val="single"/>
+          <w:lang w:val="en-US"/>
+        </w:rPr>
+      </w:pPr>
+      <w:r>
+        <w:t>The PostgreSQL, Redis and MinIO credentials have been rotated and MinIO's default administrator name replaced. They were not merely weak: they were byte-identical to the placeholders published in the repository's own .env.example, so repo access implied database access. Rotating PostgreSQL required ALTER ROLE on the live database as well as the environment variable, which is only read when the database is first created.</w:t>
+      </w:r>
+    </w:p>
+    <w:p>
+      <w:pPr>
+        <w:pStyle w:val="ListParagraph"/>
+        <w:numPr>
+          <w:ilvl w:val="0"/>
+          <w:numId w:val="2"/>
+        </w:numPr>
+        <w:spacing w:after="160" w:line="256" w:lineRule="auto"/>
+        <w:contextualSpacing/>
+        <w:rPr>
+          <w:sz w:val="24"/>
+          <w:szCs w:val="24"/>
+          <w:u w:val="single"/>
+          <w:lang w:val="en-US"/>
+        </w:rPr>
+      </w:pPr>
+      <w:r>
+        <w:t>Three guards now prevent the same class of problem returning silently: the application refuses to start on any credential that appears in .env.example, warns at every startup if QDRANT_API_KEY is empty, and the Compose definitions no longer provide fallback passwords, so an unset value halts the stack with a message instead of becoming a shared secret.</w:t>
+      </w:r>
+    </w:p>
+    <w:p>
+      <w:pPr>
+        <w:pStyle w:val="ListParagraph"/>
+        <w:numPr>
+          <w:ilvl w:val="0"/>
+          <w:numId w:val="2"/>
+        </w:numPr>
+        <w:spacing w:after="160" w:line="256" w:lineRule="auto"/>
+        <w:contextualSpacing/>
+        <w:rPr>
+          <w:sz w:val="24"/>
+          <w:szCs w:val="24"/>
+          <w:u w:val="single"/>
+          <w:lang w:val="en-US"/>
+        </w:rPr>
+      </w:pPr>
+      <w:r>
+        <w:t>The audit log no longer keeps a copy of the answers. It was storing the first 500 characters of every response — verbatim document text for a document question — in a table with no access control over it, and nothing ever read it back. The column was dropped and the 721 stored answer copies in it removed. Query text, user, agent type and retrieved document versions are retained, because attribution is the log's purpose.</w:t>
+      </w:r>
+    </w:p>
+    <w:p>
+      <w:pPr>
+        <w:pStyle w:val="ListParagraph"/>
+        <w:numPr>
+          <w:ilvl w:val="0"/>
+          <w:numId w:val="2"/>
+        </w:numPr>
+        <w:spacing w:after="160" w:line="256" w:lineRule="auto"/>
+        <w:contextualSpacing/>
+        <w:rPr>
+          <w:sz w:val="24"/>
+          <w:szCs w:val="24"/>
+          <w:u w:val="single"/>
+          <w:lang w:val="en-US"/>
+        </w:rPr>
+      </w:pPr>
+      <w:r>
+        <w:t>Withdrawing a document now deletes the stored original from MinIO as well as the vectors and database rows. Previously the file was retained indefinitely by design, so a document uploaded in error stayed on the server after an administrator had been told it was deleted. Verified end to end: one version, one chunk and one file removed, with zero Qdrant points and zero MinIO objects left behind.</w:t>
+      </w:r>
+    </w:p>
+    <w:p>
+      <w:pPr>
+        <w:pStyle w:val="ListParagraph"/>
+        <w:numPr>
+          <w:ilvl w:val="0"/>
+          <w:numId w:val="2"/>
+        </w:numPr>
+        <w:spacing w:after="160" w:line="256" w:lineRule="auto"/>
+        <w:contextualSpacing/>
+        <w:rPr>
+          <w:sz w:val="24"/>
+          <w:szCs w:val="24"/>
+          <w:u w:val="single"/>
+          <w:lang w:val="en-US"/>
+        </w:rPr>
+      </w:pPr>
+      <w:r>
+        <w:t>A document's audience can now be changed after upload, via PATCH /admin/documents/{id} and an ingest_cli set-access command. Both PostgreSQL and the Qdrant payload are written, because retrieval filters on the payload — updating only the database would report a restriction the system does not enforce. This matters for the pilot specifically: documents have to be loaded before HR supplies the department list, so they must be labelled afterwards rather than at upload.</w:t>
+      </w:r>
+    </w:p>
+    <w:p>
+      <w:pPr>
+        <w:pStyle w:val="ListParagraph"/>
+        <w:numPr>
+          <w:ilvl w:val="0"/>
+          <w:numId w:val="2"/>
+        </w:numPr>
+        <w:spacing w:after="160" w:line="256" w:lineRule="auto"/>
+        <w:contextualSpacing/>
+        <w:rPr>
+          <w:sz w:val="24"/>
+          <w:szCs w:val="24"/>
+          <w:u w:val="single"/>
+          <w:lang w:val="en-US"/>
+        </w:rPr>
+      </w:pPr>
+      <w:r>
+        <w:t>Accuracy measurement is live and has produced the project's first figures, none of which requires a human-written answer: routing accuracy 100% (27/27), abstention rate 0% (0/12 in-corpus questions left unanswered), and self-consistency 0.997 across five repeats. Recall@k is implemented but reports itself unmeasured until an eval set supplies source filenames, rather than inferring them from what retrieval returned. None of these establish correctness, which still needs a subject expert.</w:t>
+      </w:r>
+    </w:p>
+    <w:p>
+      <w:pPr>
+        <w:pStyle w:val="ListParagraph"/>
+        <w:numPr>
+          <w:ilvl w:val="0"/>
+          <w:numId w:val="2"/>
+        </w:numPr>
+        <w:spacing w:after="160" w:line="256" w:lineRule="auto"/>
+        <w:contextualSpacing/>
+        <w:rPr>
+          <w:sz w:val="24"/>
+          <w:szCs w:val="24"/>
+          <w:u w:val="single"/>
+          <w:lang w:val="en-US"/>
+        </w:rPr>
+      </w:pPr>
+      <w:r>
+        <w:t>The RAGAS harness is now verified local. As written it called evaluate() with no judge configured, so it would have defaulted to OpenAI and sent every question, generated answer and retrieved document passage off-site — while its own docstring claimed evaluation was local. Nothing leaked, because the packages were never installed and it had never run. The judge and embeddings are now passed explicitly against the local Ollama and BGE model, and it refuses to start unless LLM_BASE_URL resolves to a local host.</w:t>
+      </w:r>
+    </w:p>
+    <w:p>
+      <w:pPr>
+        <w:pStyle w:val="ListParagraph"/>
+        <w:numPr>
+          <w:ilvl w:val="0"/>
+          <w:numId w:val="2"/>
+        </w:numPr>
+        <w:spacing w:after="160" w:line="256" w:lineRule="auto"/>
+        <w:contextualSpacing/>
+        <w:rPr>
+          <w:sz w:val="24"/>
+          <w:szCs w:val="24"/>
+          <w:u w:val="single"/>
+          <w:lang w:val="en-US"/>
+        </w:rPr>
+      </w:pPr>
+      <w:r>
+        <w:t>Two pre-existing faults were found and fixed, either of which would have stopped the first step of ingesting the testers' documents. Document ingestion raised AttributeError on every upload, because _find_existing_document had drifted out of IngestionPipeline during an earlier refactor and become an unreachable nested function. Separately the administrator ingest CLI could not parse a single argument, because Typer 0.12 against the resolved click 8.2 raises before argument parsing; all three CLIs moved to argparse, which needs nothing installed and cannot drift.</w:t>
       </w:r>
     </w:p>
     <w:p>
@@ -993,7 +1193,7 @@
         </w:rPr>
       </w:pPr>
       <w:r>
-        <w:t>Live RAGAS evaluation against real documents and real queries to establish baseline faithfulness, relevance, and precision scores</w:t>
+        <w:t>Live RAGAS evaluation against real documents and real queries, to establish baseline faithfulness and answer relevance. The harness is now safe to run and its two reference-free metrics need no ground truth, so this is blocked only on documents. Context precision additionally needs confirmed answers from someone who knows the content — roughly 30 questions, which is the one part that cannot be automated.</w:t>
       </w:r>
     </w:p>
     <w:p>
@@ -1053,27 +1253,7 @@
         </w:rPr>
       </w:pPr>
       <w:r>
-        <w:t>Closing the network exposure. Docker publishes container ports past the host firewall, so Postgres, Redis, Qdrant, MinIO, the API and the frontend are all reachable from the office LAN; Qdrant answers unauthenticated callers because no API key is configured. Confirmed from a second machine on 2026-08-18. Needs a DOCKER-USER rule and QDRANT_API_KEY set.</w:t>
-      </w:r>
-    </w:p>
-    <w:p>
-      <w:pPr>
-        <w:pStyle w:val="ListParagraph"/>
-        <w:numPr>
-          <w:ilvl w:val="0"/>
-          <w:numId w:val="2"/>
-        </w:numPr>
-        <w:spacing w:after="160" w:line="256" w:lineRule="auto"/>
-        <w:contextualSpacing/>
-        <w:rPr>
-          <w:sz w:val="24"/>
-          <w:szCs w:val="24"/>
-          <w:u w:val="single"/>
-          <w:lang w:val="en-US"/>
-        </w:rPr>
-      </w:pPr>
-      <w:r>
-        <w:t>Resolving the routing band. ROUTER_RAG_SCORE_HIGH and _LOW are both set to -6.0, which makes the blended band unreachable, so no answer marks which parts came from general knowledge. To be settled during the recalibration that follows ingesting the testers' documents, not by guessing.</w:t>
+        <w:t>Settling the routing band. ROUTER_RAG_SCORE_HIGH and _LOW are both -6.0, which makes the blended band unreachable, so no answer distinguishes document content from general knowledge. The intent needs confirming before it is changed: this was recorded as a deliberate decision on 2026-08-12 (document answers only, never mixed) and as an open defect on 2026-08-18. It is at least no longer silent — the application warns at every startup and the regression suite fails on it outright. Once the intent is settled it should either be stated explicitly in configuration or corrected at the next calibration against the real corpus.</w:t>
       </w:r>
     </w:p>
     <w:p>
@@ -1089,7 +1269,7 @@
         <w:pStyle w:val="ListParagraph"/>
       </w:pPr>
       <w:r>
-        <w:t>A dedicated administrator interface for uploading and withdrawing documents and viewing the audit log. This replaces the earlier plan of moving upload into the chat interface, which is no longer the intended destination</w:t>
+        <w:t>A dedicated administrator interface for uploading and withdrawing documents, editing permissions and viewing the audit log. Every function it needs already exists as a working endpoint, so this is a single static page served by FastAPI rather than a new service — deliberately, because a page talking directly to storage would recreate the exposure just closed. Two gaps remain behind it: the permission-edit endpoint now exists, but there is still no authenticated route to download an original file.</w:t>
       </w:r>
     </w:p>
     <w:p>
@@ -1123,7 +1303,7 @@
         </w:rPr>
       </w:pPr>
       <w:r>
-        <w:t>None critical as of 2026-08-18 — the GPU server blocker is resolved (RTX 5060 Ti provisioned and in active use) and the shared-GPU memory contention is mitigated by the resident-model cap. Tool-calling for charts and exports remains non-functional against the current model and is tracked under Pending.</w:t>
+        <w:t>None critical as of 2026-08-20 — the GPU server blocker is resolved and the shared-GPU memory contention is mitigated. Worth recording as a capacity limit rather than a blocker: during the accuracy run the card was holding 15.4 of 16.3 GB across three unrelated workloads, the embedding model hit CUDA OOM and correctly fell back to CPU, and qwen2.5:14b was running 19%/81% GPU/CPU. Nothing failed, but response times on a card shared three ways are not the times the pilot should be judged on.</w:t>
       </w:r>
     </w:p>
     <w:p>

--- a/internship-tracking/deployment_status_update.docx
+++ b/internship-tracking/deployment_status_update.docx
@@ -1124,6 +1124,86 @@
     </w:p>
     <w:p>
       <w:pPr>
+        <w:pStyle w:val="ListParagraph"/>
+        <w:numPr>
+          <w:ilvl w:val="0"/>
+          <w:numId w:val="2"/>
+        </w:numPr>
+        <w:spacing w:after="160" w:line="256" w:lineRule="auto"/>
+        <w:contextualSpacing/>
+        <w:rPr>
+          <w:sz w:val="24"/>
+          <w:szCs w:val="24"/>
+          <w:u w:val="single"/>
+          <w:lang w:val="en-US"/>
+        </w:rPr>
+      </w:pPr>
+      <w:r>
+        <w:t>Established by testing, rather than by reading the code, what currently happens to an image inside a source document — a realistic case for this corpus, where the answer to a question may sit in a diagram or a photograph rather than in prose. Images are discarded at parse time in every supported format and leave no trace: the Word reader walks paragraphs, tables and text boxes but never the drawing elements that hold pictures, the Excel reader records a chart's title but not the chart itself, and the PDF reader takes text only, so a scanned page is turned into text by OCR and the pixels are then dropped. Nothing raises an error and the stored chunk carries no reference to what was lost, so the failure is silent rather than visible. The chunk record has no field capable of holding an image at all, which makes this a gap in the data model rather than a connection left unwired.</w:t>
+      </w:r>
+    </w:p>
+    <w:p>
+      <w:pPr>
+        <w:pStyle w:val="ListParagraph"/>
+        <w:numPr>
+          <w:ilvl w:val="0"/>
+          <w:numId w:val="2"/>
+        </w:numPr>
+        <w:spacing w:after="160" w:line="256" w:lineRule="auto"/>
+        <w:contextualSpacing/>
+        <w:rPr>
+          <w:sz w:val="24"/>
+          <w:szCs w:val="24"/>
+          <w:u w:val="single"/>
+          <w:lang w:val="en-US"/>
+        </w:rPr>
+      </w:pPr>
+      <w:r>
+        <w:t>Recorded the two ways of closing that gap, each with the reason it is not being started yet, in a single future-scope document, so the decision is written down rather than re-derived later. Returning the picture that sat beside the retrieved text needs new work at parse time and a new field on the chunk record, but no new infrastructure: the object storage and single-file download link built for file export on Aug 19 are the same pattern and can be copied. Having the assistant read an image and answer from its contents is a separate capability, requiring a vision-capable model on a card already shared three ways plus its own retrieval design, and is deliberately not committed to.</w:t>
+      </w:r>
+    </w:p>
+    <w:p>
+      <w:pPr>
+        <w:pStyle w:val="ListParagraph"/>
+        <w:numPr>
+          <w:ilvl w:val="0"/>
+          <w:numId w:val="2"/>
+        </w:numPr>
+        <w:spacing w:after="160" w:line="256" w:lineRule="auto"/>
+        <w:contextualSpacing/>
+        <w:rPr>
+          <w:sz w:val="24"/>
+          <w:szCs w:val="24"/>
+          <w:u w:val="single"/>
+          <w:lang w:val="en-US"/>
+        </w:rPr>
+      </w:pPr>
+      <w:r>
+        <w:t>Scoped the dedicated administrator interface against the endpoints that already exist, and confirmed it needs almost no new backend work. Upload, listing, withdrawal and permission editing are all live and already used by the command-line tool; the only gap is an authenticated route to download an original uploaded file, and even there the retrieval code is present and simply called by nothing. The interface stays a client of the API and never reaches storage directly, which is what keeps the exposure closed on Aug 19 from being reopened. Deliberately limited to document management for this pass, leaving user administration and the audit log on their current access paths.</w:t>
+      </w:r>
+    </w:p>
+    <w:p>
+      <w:pPr>
+        <w:pStyle w:val="ListParagraph"/>
+        <w:numPr>
+          <w:ilvl w:val="0"/>
+          <w:numId w:val="2"/>
+        </w:numPr>
+        <w:spacing w:after="160" w:line="256" w:lineRule="auto"/>
+        <w:contextualSpacing/>
+        <w:rPr>
+          <w:sz w:val="24"/>
+          <w:szCs w:val="24"/>
+          <w:u w:val="single"/>
+          <w:lang w:val="en-US"/>
+        </w:rPr>
+      </w:pPr>
+      <w:r>
+        <w:t>Found while doing that scoping that the project's own operating notes still list file-export delivery as an open defect, although it was closed on Aug 19. Corrected in the future-scope record, since the stale entry had already led to one wrong conclusion about what the image work would depend on.</w:t>
+      </w:r>
+    </w:p>
+    <w:p>
+      <w:pPr>
         <w:pStyle w:val="Heading1"/>
         <w:spacing w:before="340" w:after="140"/>
         <w:rPr>
@@ -1269,7 +1349,31 @@
         <w:pStyle w:val="ListParagraph"/>
       </w:pPr>
       <w:r>
-        <w:t>A dedicated administrator interface for uploading and withdrawing documents, editing permissions and viewing the audit log. Every function it needs already exists as a working endpoint, so this is a single static page served by FastAPI rather than a new service — deliberately, because a page talking directly to storage would recreate the exposure just closed. Two gaps remain behind it: the permission-edit endpoint now exists, but there is still no authenticated route to download an original file.</w:t>
+        <w:t>A dedicated administrator interface for uploading and withdrawing documents and editing permissions. The design is settled as of Aug 20: a static single-page application authenticating against the existing login endpoint and talking only to the API, never to storage directly — deliberately, because a page reaching storage would recreate the exposure just closed. Scope for this pass is document management only. Every endpoint it needs already exists except an authenticated route to download an original file, whose retrieval code is present but unrouted. Upload remains a single long synchronous call with no progress reporting, accepted for pilot scale rather than solved now. The build itself is held pending coordination with Dhruv, since work done solo across the boundary between the two halves would need redoing once it is agreed.</w:t>
+      </w:r>
+    </w:p>
+    <w:p>
+      <w:pPr>
+        <w:pStyle w:val="ListParagraph"/>
+      </w:pPr>
+      <w:r>
+        <w:t>A manual switch in the chat interface so a tester can choose between this assistant and Dhruv's ERP/HRMS integration, for the pilot period only. It is a small interface change but cannot be built before there is a second system to switch to: the enterprise agent remains an abstract contract with no implementation behind it. The intended end state is not a switch at all but routing that infers which system a question belongs to, which is why this is scoped explicitly as a temporary measure rather than a feature.</w:t>
+      </w:r>
+    </w:p>
+    <w:p>
+      <w:pPr>
+        <w:pStyle w:val="ListParagraph"/>
+      </w:pPr>
+      <w:r>
+        <w:t>Returning images from source documents, in either of the two forms now recorded in the future-scope document. Nothing stands in the way of the first form beyond time and priority; the second needs a model decision and GPU headroom that does not exist on the current card.</w:t>
+      </w:r>
+    </w:p>
+    <w:p>
+      <w:pPr>
+        <w:pStyle w:val="ListParagraph"/>
+      </w:pPr>
+      <w:r>
+        <w:t>A tester instruction manual written for people using a system of this kind for the first time, covering how to open the interface, ask a question and attach a file, and — as importantly — what the pilot cannot yet do, so that a capability which does not exist yet is not reported as something broken.</w:t>
       </w:r>
     </w:p>
     <w:p>
@@ -1303,7 +1407,7 @@
         </w:rPr>
       </w:pPr>
       <w:r>
-        <w:t>None critical as of 2026-08-20 — the GPU server blocker is resolved and the shared-GPU memory contention is mitigated. Worth recording as a capacity limit rather than a blocker: during the accuracy run the card was holding 15.4 of 16.3 GB across three unrelated workloads, the embedding model hit CUDA OOM and correctly fell back to CPU, and qwen2.5:14b was running 19%/81% GPU/CPU. Nothing failed, but response times on a card shared three ways are not the times the pilot should be judged on.</w:t>
+        <w:t>The GPU server blocker is resolved and the shared-GPU memory contention is mitigated. Worth recording as a capacity limit rather than a blocker: during the accuracy run the card was holding 15.4 of 16.3 GB across three unrelated workloads, the embedding model hit CUDA OOM and correctly fell back to CPU, and qwen2.5:14b was running 19%/81% GPU/CPU. Nothing failed, but response times on a card shared three ways are not the times the pilot should be judged on.</w:t>
       </w:r>
     </w:p>
     <w:p>
@@ -1344,6 +1448,46 @@
       </w:pPr>
       <w:r>
         <w:t>The ERP integration cannot be exposed to users until per-user permissions exist on that side. This does not block the document assistant or the pilot, but it does block the enterprise data workstream, and it is the item to resolve with Dhruv before any ERP answer reaches a user</w:t>
+      </w:r>
+    </w:p>
+    <w:p>
+      <w:pPr>
+        <w:pStyle w:val="ListParagraph"/>
+        <w:numPr>
+          <w:ilvl w:val="0"/>
+          <w:numId w:val="2"/>
+        </w:numPr>
+        <w:spacing w:after="160" w:line="256" w:lineRule="auto"/>
+        <w:contextualSpacing/>
+        <w:rPr>
+          <w:sz w:val="24"/>
+          <w:szCs w:val="24"/>
+          <w:u w:val="single"/>
+          <w:lang w:val="en-US"/>
+        </w:rPr>
+      </w:pPr>
+      <w:r>
+        <w:t>Dhruv's development machine does not have the memory or GPU capacity to run his side of the system at a workable speed, which holds up the enterprise half of the project independently of any design decision taken on this side. Recorded as reported rather than measured — no figures have been taken — but it is the practical reason the ERP integration cannot simply be brought forward, and it needs either hardware or an arrangement to share the server before that workstream can move at the same pace as this one.</w:t>
+      </w:r>
+    </w:p>
+    <w:p>
+      <w:pPr>
+        <w:pStyle w:val="ListParagraph"/>
+        <w:numPr>
+          <w:ilvl w:val="0"/>
+          <w:numId w:val="2"/>
+        </w:numPr>
+        <w:spacing w:after="160" w:line="256" w:lineRule="auto"/>
+        <w:contextualSpacing/>
+        <w:rPr>
+          <w:sz w:val="24"/>
+          <w:szCs w:val="24"/>
+          <w:u w:val="single"/>
+          <w:lang w:val="en-US"/>
+        </w:rPr>
+      </w:pPr>
+      <w:r>
+        <w:t>The two halves of the project are developed on separate machines against separate repositories, so anything spanning both — the administrator interface and the pilot's system switch among them — carries a coordination and merge cost on top of the work itself. This is the stated reason the administrator interface is fully planned but deliberately not started.</w:t>
       </w:r>
     </w:p>
   </w:body>
